--- a/Research_Archive/WS1/docx/SIC_WS1-v1.0_Sector05_Logistics-and-Trade-Technology.docx
+++ b/Research_Archive/WS1/docx/SIC_WS1-v1.0_Sector05_Logistics-and-Trade-Technology.docx
@@ -506,7 +506,7 @@
     </w:p>
     <w:bookmarkEnd w:id="21"/>
     <w:bookmarkEnd w:id="22"/>
-    <w:bookmarkStart w:id="47" w:name="sector-5-logistics-and-trade-technology"/>
+    <w:bookmarkStart w:id="53" w:name="sector-5-logistics-and-trade-technology"/>
     <w:p>
       <w:pPr>
         <w:pStyle w:val="Heading1"/>
@@ -515,7 +515,7 @@
         <w:t xml:space="preserve">Sector 5 — Logistics and trade technology</w:t>
       </w:r>
     </w:p>
-    <w:bookmarkStart w:id="27" w:name="part-1-market-structure-and-size"/>
+    <w:bookmarkStart w:id="30" w:name="part-1-market-structure-and-size"/>
     <w:p>
       <w:pPr>
         <w:pStyle w:val="Heading2"/>
@@ -807,9 +807,64 @@
     </w:p>
     <w:p>
       <w:pPr>
-        <w:numPr>
-          <w:ilvl w:val="0"/>
-          <w:numId w:val="1002"/>
+        <w:pStyle w:val="CaptionedFigure"/>
+      </w:pPr>
+      <w:r>
+        <w:drawing>
+          <wp:inline>
+            <wp:extent cx="5334000" cy="3171567"/>
+            <wp:effectExtent b="0" l="0" r="0" t="0"/>
+            <wp:docPr descr="Figure 1. The road network is thinnest exactly where farm-to-market and last-mile logistics depend on it" title="" id="27" name="Picture"/>
+            <a:graphic>
+              <a:graphicData uri="http://schemas.openxmlformats.org/drawingml/2006/picture">
+                <pic:pic>
+                  <pic:nvPicPr>
+                    <pic:cNvPr descr="/home/user/felei/Research_Archive/WS1/docx/figures/s5_fig2_road_condition.png" id="28" name="Picture"/>
+                    <pic:cNvPicPr>
+                      <a:picLocks noChangeArrowheads="1" noChangeAspect="1"/>
+                    </pic:cNvPicPr>
+                  </pic:nvPicPr>
+                  <pic:blipFill>
+                    <a:blip r:embed="rId26"/>
+                    <a:stretch>
+                      <a:fillRect/>
+                    </a:stretch>
+                  </pic:blipFill>
+                  <pic:spPr bwMode="auto">
+                    <a:xfrm>
+                      <a:off x="0" y="0"/>
+                      <a:ext cx="5334000" cy="3171567"/>
+                    </a:xfrm>
+                    <a:prstGeom prst="rect">
+                      <a:avLst/>
+                    </a:prstGeom>
+                    <a:noFill/>
+                    <a:ln w="9525">
+                      <a:noFill/>
+                      <a:headEnd/>
+                      <a:tailEnd/>
+                    </a:ln>
+                  </pic:spPr>
+                </pic:pic>
+              </a:graphicData>
+            </a:graphic>
+          </wp:inline>
+        </w:drawing>
+      </w:r>
+    </w:p>
+    <w:p>
+      <w:pPr>
+        <w:pStyle w:val="ImageCaption"/>
+      </w:pPr>
+      <w:r>
+        <w:t xml:space="preserve">Figure 1. The road network is thinnest exactly where farm-to-market and last-mile logistics depend on it</w:t>
+      </w:r>
+    </w:p>
+    <w:p>
+      <w:pPr>
+        <w:numPr>
+          <w:ilvl w:val="0"/>
+          <w:numId w:val="1003"/>
         </w:numPr>
       </w:pPr>
       <w:r>
@@ -841,7 +896,7 @@
       <w:r>
         <w:t xml:space="preserve"> </w:t>
       </w:r>
-      <w:hyperlink r:id="rId26">
+      <w:hyperlink r:id="rId29">
         <w:r>
           <w:rPr>
             <w:rStyle w:val="Hyperlink"/>
@@ -891,7 +946,7 @@
       <w:pPr>
         <w:numPr>
           <w:ilvl w:val="0"/>
-          <w:numId w:val="1002"/>
+          <w:numId w:val="1003"/>
         </w:numPr>
       </w:pPr>
       <w:r>
@@ -915,8 +970,8 @@
         <w:t xml:space="preserve">, consistent with the existing draft.</w:t>
       </w:r>
     </w:p>
-    <w:bookmarkEnd w:id="27"/>
-    <w:bookmarkStart w:id="32" w:name="part-2-the-structural-problem"/>
+    <w:bookmarkEnd w:id="30"/>
+    <w:bookmarkStart w:id="35" w:name="part-2-the-structural-problem"/>
     <w:p>
       <w:pPr>
         <w:pStyle w:val="Heading2"/>
@@ -929,7 +984,7 @@
       <w:pPr>
         <w:numPr>
           <w:ilvl w:val="0"/>
-          <w:numId w:val="1003"/>
+          <w:numId w:val="1004"/>
         </w:numPr>
       </w:pPr>
       <w:r>
@@ -964,7 +1019,7 @@
       <w:r>
         <w:t xml:space="preserve"> </w:t>
       </w:r>
-      <w:hyperlink r:id="rId28">
+      <w:hyperlink r:id="rId31">
         <w:r>
           <w:rPr>
             <w:rStyle w:val="Hyperlink"/>
@@ -1035,7 +1090,7 @@
       <w:pPr>
         <w:numPr>
           <w:ilvl w:val="0"/>
-          <w:numId w:val="1003"/>
+          <w:numId w:val="1004"/>
         </w:numPr>
       </w:pPr>
       <w:r>
@@ -1092,7 +1147,7 @@
       <w:pPr>
         <w:numPr>
           <w:ilvl w:val="1"/>
-          <w:numId w:val="1004"/>
+          <w:numId w:val="1005"/>
         </w:numPr>
         <w:pStyle w:val="Compact"/>
       </w:pPr>
@@ -1131,7 +1186,7 @@
       <w:r>
         <w:t xml:space="preserve"> </w:t>
       </w:r>
-      <w:hyperlink r:id="rId29">
+      <w:hyperlink r:id="rId32">
         <w:r>
           <w:rPr>
             <w:rStyle w:val="Hyperlink"/>
@@ -1163,7 +1218,7 @@
       <w:pPr>
         <w:numPr>
           <w:ilvl w:val="1"/>
-          <w:numId w:val="1004"/>
+          <w:numId w:val="1005"/>
         </w:numPr>
         <w:pStyle w:val="Compact"/>
       </w:pPr>
@@ -1205,7 +1260,7 @@
       <w:r>
         <w:t xml:space="preserve"> </w:t>
       </w:r>
-      <w:hyperlink r:id="rId30">
+      <w:hyperlink r:id="rId33">
         <w:r>
           <w:rPr>
             <w:rStyle w:val="Hyperlink"/>
@@ -1237,7 +1292,7 @@
       <w:pPr>
         <w:numPr>
           <w:ilvl w:val="1"/>
-          <w:numId w:val="1004"/>
+          <w:numId w:val="1005"/>
         </w:numPr>
         <w:pStyle w:val="Compact"/>
       </w:pPr>
@@ -1306,7 +1361,7 @@
       <w:r>
         <w:t xml:space="preserve"> </w:t>
       </w:r>
-      <w:hyperlink r:id="rId31">
+      <w:hyperlink r:id="rId34">
         <w:r>
           <w:rPr>
             <w:rStyle w:val="Hyperlink"/>
@@ -1338,7 +1393,7 @@
       <w:pPr>
         <w:numPr>
           <w:ilvl w:val="0"/>
-          <w:numId w:val="1003"/>
+          <w:numId w:val="1004"/>
         </w:numPr>
       </w:pPr>
       <w:r>
@@ -1355,8 +1410,8 @@
         <w:t xml:space="preserve">multiple intermediaries and paper-based processes add cost and delay, benefiting incumbent forwarders and brokers rather than being captured by any single dominant actor — consistent with, but more precisely evidenced than, the existing draft.</w:t>
       </w:r>
     </w:p>
-    <w:bookmarkEnd w:id="32"/>
-    <w:bookmarkStart w:id="36" w:name="part-3-is-this-sector-investable-now"/>
+    <w:bookmarkEnd w:id="35"/>
+    <w:bookmarkStart w:id="42" w:name="part-3-is-this-sector-investable-now"/>
     <w:p>
       <w:pPr>
         <w:pStyle w:val="Heading2"/>
@@ -1369,8 +1424,9 @@
       <w:pPr>
         <w:numPr>
           <w:ilvl w:val="0"/>
-          <w:numId w:val="1005"/>
-        </w:numPr>
+          <w:numId w:val="1006"/>
+        </w:numPr>
+        <w:pStyle w:val="Compact"/>
       </w:pPr>
       <w:r>
         <w:rPr>
@@ -1390,7 +1446,7 @@
       <w:pPr>
         <w:numPr>
           <w:ilvl w:val="1"/>
-          <w:numId w:val="1006"/>
+          <w:numId w:val="1007"/>
         </w:numPr>
         <w:pStyle w:val="Compact"/>
       </w:pPr>
@@ -1489,7 +1545,7 @@
       <w:r>
         <w:t xml:space="preserve"> </w:t>
       </w:r>
-      <w:hyperlink r:id="rId33">
+      <w:hyperlink r:id="rId36">
         <w:r>
           <w:rPr>
             <w:rStyle w:val="Hyperlink"/>
@@ -1531,7 +1587,7 @@
       <w:pPr>
         <w:numPr>
           <w:ilvl w:val="1"/>
-          <w:numId w:val="1006"/>
+          <w:numId w:val="1007"/>
         </w:numPr>
         <w:pStyle w:val="Compact"/>
       </w:pPr>
@@ -1596,7 +1652,7 @@
       <w:r>
         <w:t xml:space="preserve"> </w:t>
       </w:r>
-      <w:hyperlink r:id="rId34">
+      <w:hyperlink r:id="rId37">
         <w:r>
           <w:rPr>
             <w:rStyle w:val="Hyperlink"/>
@@ -1638,7 +1694,7 @@
       <w:pPr>
         <w:numPr>
           <w:ilvl w:val="1"/>
-          <w:numId w:val="1006"/>
+          <w:numId w:val="1007"/>
         </w:numPr>
         <w:pStyle w:val="Compact"/>
       </w:pPr>
@@ -1709,7 +1765,7 @@
       <w:pPr>
         <w:numPr>
           <w:ilvl w:val="1"/>
-          <w:numId w:val="1006"/>
+          <w:numId w:val="1007"/>
         </w:numPr>
         <w:pStyle w:val="Compact"/>
       </w:pPr>
@@ -1719,9 +1775,64 @@
     </w:p>
     <w:p>
       <w:pPr>
-        <w:numPr>
-          <w:ilvl w:val="0"/>
-          <w:numId w:val="1005"/>
+        <w:pStyle w:val="CaptionedFigure"/>
+      </w:pPr>
+      <w:r>
+        <w:drawing>
+          <wp:inline>
+            <wp:extent cx="5334000" cy="2853069"/>
+            <wp:effectExtent b="0" l="0" r="0" t="0"/>
+            <wp:docPr descr="Figure 2. West Africa’s best-funded freight-tech platforms have not entered Sierra Leone" title="" id="39" name="Picture"/>
+            <a:graphic>
+              <a:graphicData uri="http://schemas.openxmlformats.org/drawingml/2006/picture">
+                <pic:pic>
+                  <pic:nvPicPr>
+                    <pic:cNvPr descr="/home/user/felei/Research_Archive/WS1/docx/figures/s5_fig1_revealed_preference.png" id="40" name="Picture"/>
+                    <pic:cNvPicPr>
+                      <a:picLocks noChangeArrowheads="1" noChangeAspect="1"/>
+                    </pic:cNvPicPr>
+                  </pic:nvPicPr>
+                  <pic:blipFill>
+                    <a:blip r:embed="rId38"/>
+                    <a:stretch>
+                      <a:fillRect/>
+                    </a:stretch>
+                  </pic:blipFill>
+                  <pic:spPr bwMode="auto">
+                    <a:xfrm>
+                      <a:off x="0" y="0"/>
+                      <a:ext cx="5334000" cy="2853069"/>
+                    </a:xfrm>
+                    <a:prstGeom prst="rect">
+                      <a:avLst/>
+                    </a:prstGeom>
+                    <a:noFill/>
+                    <a:ln w="9525">
+                      <a:noFill/>
+                      <a:headEnd/>
+                      <a:tailEnd/>
+                    </a:ln>
+                  </pic:spPr>
+                </pic:pic>
+              </a:graphicData>
+            </a:graphic>
+          </wp:inline>
+        </w:drawing>
+      </w:r>
+    </w:p>
+    <w:p>
+      <w:pPr>
+        <w:pStyle w:val="ImageCaption"/>
+      </w:pPr>
+      <w:r>
+        <w:t xml:space="preserve">Figure 2. West Africa’s best-funded freight-tech platforms have not entered Sierra Leone</w:t>
+      </w:r>
+    </w:p>
+    <w:p>
+      <w:pPr>
+        <w:numPr>
+          <w:ilvl w:val="0"/>
+          <w:numId w:val="1008"/>
         </w:numPr>
       </w:pPr>
       <w:r>
@@ -1826,7 +1937,7 @@
       <w:r>
         <w:t xml:space="preserve"> </w:t>
       </w:r>
-      <w:hyperlink r:id="rId35">
+      <w:hyperlink r:id="rId41">
         <w:r>
           <w:rPr>
             <w:rStyle w:val="Hyperlink"/>
@@ -1855,7 +1966,7 @@
       <w:pPr>
         <w:numPr>
           <w:ilvl w:val="0"/>
-          <w:numId w:val="1005"/>
+          <w:numId w:val="1008"/>
         </w:numPr>
       </w:pPr>
       <w:r>
@@ -1876,7 +1987,7 @@
       <w:pPr>
         <w:numPr>
           <w:ilvl w:val="0"/>
-          <w:numId w:val="1005"/>
+          <w:numId w:val="1008"/>
         </w:numPr>
       </w:pPr>
       <w:r>
@@ -1922,7 +2033,7 @@
       <w:pPr>
         <w:numPr>
           <w:ilvl w:val="0"/>
-          <w:numId w:val="1005"/>
+          <w:numId w:val="1008"/>
         </w:numPr>
       </w:pPr>
       <w:r>
@@ -1949,8 +2060,8 @@
         <w:t xml:space="preserve">The port concession model (Bolloré, since 2010) is the only evidenced structure for large-scale capital entering this sector, and it is an infrastructure-concession model, not a venture-fund-compatible exit path.</w:t>
       </w:r>
     </w:p>
-    <w:bookmarkEnd w:id="36"/>
-    <w:bookmarkStart w:id="38" w:name="part-4-capital-and-instrument-fit"/>
+    <w:bookmarkEnd w:id="42"/>
+    <w:bookmarkStart w:id="44" w:name="part-4-capital-and-instrument-fit"/>
     <w:p>
       <w:pPr>
         <w:pStyle w:val="Heading2"/>
@@ -1963,7 +2074,7 @@
       <w:pPr>
         <w:numPr>
           <w:ilvl w:val="0"/>
-          <w:numId w:val="1007"/>
+          <w:numId w:val="1009"/>
         </w:numPr>
       </w:pPr>
       <w:r>
@@ -2021,7 +2132,7 @@
       <w:r>
         <w:t xml:space="preserve"> </w:t>
       </w:r>
-      <w:hyperlink r:id="rId37">
+      <w:hyperlink r:id="rId43">
         <w:r>
           <w:rPr>
             <w:rStyle w:val="Hyperlink"/>
@@ -2053,7 +2164,7 @@
       <w:pPr>
         <w:numPr>
           <w:ilvl w:val="0"/>
-          <w:numId w:val="1007"/>
+          <w:numId w:val="1009"/>
         </w:numPr>
       </w:pPr>
       <w:r>
@@ -2090,7 +2201,7 @@
       <w:pPr>
         <w:numPr>
           <w:ilvl w:val="0"/>
-          <w:numId w:val="1007"/>
+          <w:numId w:val="1009"/>
         </w:numPr>
       </w:pPr>
       <w:r>
@@ -2125,8 +2236,8 @@
         <w:t xml:space="preserve">clearance-time target (Part 2) is the closest efficiency-gap proxy identified, but was not translated into a dollar financing-gap figure in the sources found in this pass.</w:t>
       </w:r>
     </w:p>
-    <w:bookmarkEnd w:id="38"/>
-    <w:bookmarkStart w:id="40" w:name="part-5-employment-and-job-readiness"/>
+    <w:bookmarkEnd w:id="44"/>
+    <w:bookmarkStart w:id="46" w:name="part-5-employment-and-job-readiness"/>
     <w:p>
       <w:pPr>
         <w:pStyle w:val="Heading2"/>
@@ -2139,7 +2250,7 @@
       <w:pPr>
         <w:numPr>
           <w:ilvl w:val="0"/>
-          <w:numId w:val="1008"/>
+          <w:numId w:val="1010"/>
         </w:numPr>
       </w:pPr>
       <w:r>
@@ -2176,7 +2287,7 @@
       <w:pPr>
         <w:numPr>
           <w:ilvl w:val="0"/>
-          <w:numId w:val="1008"/>
+          <w:numId w:val="1010"/>
         </w:numPr>
       </w:pPr>
       <w:r>
@@ -2311,7 +2422,7 @@
       <w:r>
         <w:t xml:space="preserve"> </w:t>
       </w:r>
-      <w:hyperlink r:id="rId39">
+      <w:hyperlink r:id="rId45">
         <w:r>
           <w:rPr>
             <w:rStyle w:val="Hyperlink"/>
@@ -2343,7 +2454,7 @@
       <w:pPr>
         <w:numPr>
           <w:ilvl w:val="0"/>
-          <w:numId w:val="1008"/>
+          <w:numId w:val="1010"/>
         </w:numPr>
       </w:pPr>
       <w:r>
@@ -2370,8 +2481,8 @@
         <w:t xml:space="preserve">specific to this sector, consistent with the existing draft.</w:t>
       </w:r>
     </w:p>
-    <w:bookmarkEnd w:id="40"/>
-    <w:bookmarkStart w:id="41" w:name="X1fb53e779b6e79c585e3690dd6a2948dcd0c556"/>
+    <w:bookmarkEnd w:id="46"/>
+    <w:bookmarkStart w:id="47" w:name="X1fb53e779b6e79c585e3690dd6a2948dcd0c556"/>
     <w:p>
       <w:pPr>
         <w:pStyle w:val="Heading2"/>
@@ -2384,7 +2495,7 @@
       <w:pPr>
         <w:numPr>
           <w:ilvl w:val="0"/>
-          <w:numId w:val="1009"/>
+          <w:numId w:val="1011"/>
         </w:numPr>
       </w:pPr>
       <w:r>
@@ -2405,7 +2516,7 @@
       <w:pPr>
         <w:numPr>
           <w:ilvl w:val="0"/>
-          <w:numId w:val="1009"/>
+          <w:numId w:val="1011"/>
         </w:numPr>
       </w:pPr>
       <w:r>
@@ -2426,7 +2537,7 @@
       <w:pPr>
         <w:numPr>
           <w:ilvl w:val="0"/>
-          <w:numId w:val="1009"/>
+          <w:numId w:val="1011"/>
         </w:numPr>
       </w:pPr>
       <w:r>
@@ -2447,7 +2558,7 @@
       <w:pPr>
         <w:numPr>
           <w:ilvl w:val="0"/>
-          <w:numId w:val="1009"/>
+          <w:numId w:val="1011"/>
         </w:numPr>
       </w:pPr>
       <w:r>
@@ -2464,8 +2575,8 @@
         <w:t xml:space="preserve">completion of the Single Window / Maritime Single Window / ASYCUDA World digitisation stack now underway; materially higher trade volumes than exist today; and, as the single clearest trigger, an actual market-entry decision by one of the regional freight-tech platforms (Kobo360, Lori Systems, Sendy) — which would be the first hard evidence that professional investors see a viable unit-economics case in this specific market.</w:t>
       </w:r>
     </w:p>
-    <w:bookmarkEnd w:id="41"/>
-    <w:bookmarkStart w:id="43" w:name="part-7-enabling-environment"/>
+    <w:bookmarkEnd w:id="47"/>
+    <w:bookmarkStart w:id="49" w:name="part-7-enabling-environment"/>
     <w:p>
       <w:pPr>
         <w:pStyle w:val="Heading2"/>
@@ -2478,7 +2589,7 @@
       <w:pPr>
         <w:numPr>
           <w:ilvl w:val="0"/>
-          <w:numId w:val="1010"/>
+          <w:numId w:val="1012"/>
         </w:numPr>
       </w:pPr>
       <w:r>
@@ -2517,7 +2628,7 @@
       <w:pPr>
         <w:numPr>
           <w:ilvl w:val="0"/>
-          <w:numId w:val="1010"/>
+          <w:numId w:val="1012"/>
         </w:numPr>
       </w:pPr>
       <w:r>
@@ -2556,7 +2667,7 @@
       <w:pPr>
         <w:numPr>
           <w:ilvl w:val="0"/>
-          <w:numId w:val="1010"/>
+          <w:numId w:val="1012"/>
         </w:numPr>
       </w:pPr>
       <w:r>
@@ -2577,7 +2688,7 @@
       <w:pPr>
         <w:numPr>
           <w:ilvl w:val="0"/>
-          <w:numId w:val="1010"/>
+          <w:numId w:val="1012"/>
         </w:numPr>
       </w:pPr>
       <w:r>
@@ -2625,7 +2736,7 @@
       <w:r>
         <w:t xml:space="preserve"> </w:t>
       </w:r>
-      <w:hyperlink r:id="rId42">
+      <w:hyperlink r:id="rId48">
         <w:r>
           <w:rPr>
             <w:rStyle w:val="Hyperlink"/>
@@ -2657,7 +2768,7 @@
       <w:pPr>
         <w:numPr>
           <w:ilvl w:val="0"/>
-          <w:numId w:val="1010"/>
+          <w:numId w:val="1012"/>
         </w:numPr>
       </w:pPr>
       <w:r>
@@ -2674,8 +2785,8 @@
         <w:t xml:space="preserve">confirmed and quantified in Part 1 — road-condition data, bridge chokepoints, and the same power/connectivity constraints logged cross-sector.</w:t>
       </w:r>
     </w:p>
-    <w:bookmarkEnd w:id="43"/>
-    <w:bookmarkStart w:id="44" w:name="part-8-comparative-evidence"/>
+    <w:bookmarkEnd w:id="49"/>
+    <w:bookmarkStart w:id="50" w:name="part-8-comparative-evidence"/>
     <w:p>
       <w:pPr>
         <w:pStyle w:val="Heading2"/>
@@ -2688,7 +2799,7 @@
       <w:pPr>
         <w:numPr>
           <w:ilvl w:val="0"/>
-          <w:numId w:val="1011"/>
+          <w:numId w:val="1013"/>
         </w:numPr>
       </w:pPr>
       <w:r>
@@ -2736,7 +2847,7 @@
       <w:pPr>
         <w:numPr>
           <w:ilvl w:val="0"/>
-          <w:numId w:val="1011"/>
+          <w:numId w:val="1013"/>
         </w:numPr>
       </w:pPr>
       <w:r>
@@ -2838,8 +2949,8 @@
         </w:pict>
       </w:r>
     </w:p>
-    <w:bookmarkEnd w:id="44"/>
-    <w:bookmarkStart w:id="45" w:name="X8ffc0814bf06bc0cb65d9e9e00984e3aa907911"/>
+    <w:bookmarkEnd w:id="50"/>
+    <w:bookmarkStart w:id="51" w:name="X8ffc0814bf06bc0cb65d9e9e00984e3aa907911"/>
     <w:p>
       <w:pPr>
         <w:pStyle w:val="Heading2"/>
@@ -2852,7 +2963,7 @@
       <w:pPr>
         <w:numPr>
           <w:ilvl w:val="0"/>
-          <w:numId w:val="1012"/>
+          <w:numId w:val="1014"/>
         </w:numPr>
         <w:pStyle w:val="Compact"/>
       </w:pPr>
@@ -2904,7 +3015,7 @@
       <w:pPr>
         <w:numPr>
           <w:ilvl w:val="0"/>
-          <w:numId w:val="1012"/>
+          <w:numId w:val="1014"/>
         </w:numPr>
         <w:pStyle w:val="Compact"/>
       </w:pPr>
@@ -2958,7 +3069,7 @@
       <w:pPr>
         <w:numPr>
           <w:ilvl w:val="0"/>
-          <w:numId w:val="1012"/>
+          <w:numId w:val="1014"/>
         </w:numPr>
         <w:pStyle w:val="Compact"/>
       </w:pPr>
@@ -2980,7 +3091,7 @@
       <w:pPr>
         <w:numPr>
           <w:ilvl w:val="0"/>
-          <w:numId w:val="1012"/>
+          <w:numId w:val="1014"/>
         </w:numPr>
         <w:pStyle w:val="Compact"/>
       </w:pPr>
@@ -3029,7 +3140,7 @@
       <w:pPr>
         <w:numPr>
           <w:ilvl w:val="0"/>
-          <w:numId w:val="1012"/>
+          <w:numId w:val="1014"/>
         </w:numPr>
         <w:pStyle w:val="Compact"/>
       </w:pPr>
@@ -3047,8 +3158,8 @@
         <w:t xml:space="preserve">the CAMIP grant and the feeder-road/bridge infrastructure gap are shared directly with Sector 1 (AgTech post-harvest losses) — recommend these be discussed together, not as two separate sector findings.</w:t>
       </w:r>
     </w:p>
-    <w:bookmarkEnd w:id="45"/>
-    <w:bookmarkStart w:id="46" w:name="X8f1fbefe9f4dac178853be51bc61ca13ab6ccfa"/>
+    <w:bookmarkEnd w:id="51"/>
+    <w:bookmarkStart w:id="52" w:name="X8f1fbefe9f4dac178853be51bc61ca13ab6ccfa"/>
     <w:p>
       <w:pPr>
         <w:pStyle w:val="Heading2"/>
@@ -3079,7 +3190,7 @@
       <w:pPr>
         <w:numPr>
           <w:ilvl w:val="0"/>
-          <w:numId w:val="1013"/>
+          <w:numId w:val="1015"/>
         </w:numPr>
         <w:pStyle w:val="Compact"/>
       </w:pPr>
@@ -3109,7 +3220,7 @@
       <w:pPr>
         <w:numPr>
           <w:ilvl w:val="0"/>
-          <w:numId w:val="1013"/>
+          <w:numId w:val="1015"/>
         </w:numPr>
         <w:pStyle w:val="Compact"/>
       </w:pPr>
@@ -3121,7 +3232,7 @@
       <w:pPr>
         <w:numPr>
           <w:ilvl w:val="0"/>
-          <w:numId w:val="1013"/>
+          <w:numId w:val="1015"/>
         </w:numPr>
         <w:pStyle w:val="Compact"/>
       </w:pPr>
@@ -3133,7 +3244,7 @@
       <w:pPr>
         <w:numPr>
           <w:ilvl w:val="0"/>
-          <w:numId w:val="1013"/>
+          <w:numId w:val="1015"/>
         </w:numPr>
         <w:pStyle w:val="Compact"/>
       </w:pPr>
@@ -3163,7 +3274,7 @@
       <w:pPr>
         <w:numPr>
           <w:ilvl w:val="0"/>
-          <w:numId w:val="1013"/>
+          <w:numId w:val="1015"/>
         </w:numPr>
         <w:pStyle w:val="Compact"/>
       </w:pPr>
@@ -3175,7 +3286,7 @@
       <w:pPr>
         <w:numPr>
           <w:ilvl w:val="0"/>
-          <w:numId w:val="1013"/>
+          <w:numId w:val="1015"/>
         </w:numPr>
         <w:pStyle w:val="Compact"/>
       </w:pPr>
@@ -3183,8 +3294,8 @@
         <w:t xml:space="preserve">Open the World Bank CAMIP project page directly to confirm current disbursement status against the May 2024 approval.</w:t>
       </w:r>
     </w:p>
-    <w:bookmarkEnd w:id="46"/>
-    <w:bookmarkEnd w:id="47"/>
+    <w:bookmarkEnd w:id="52"/>
+    <w:bookmarkEnd w:id="53"/>
     <w:sectPr/>
   </w:body>
 </w:document>
@@ -3492,6 +3603,12 @@
     <w:abstractNumId w:val="991"/>
   </w:num>
   <w:num w:numId="1013">
+    <w:abstractNumId w:val="991"/>
+  </w:num>
+  <w:num w:numId="1014">
+    <w:abstractNumId w:val="991"/>
+  </w:num>
+  <w:num w:numId="1015">
     <w:abstractNumId w:val="99411"/>
     <w:lvlOverride w:ilvl="0">
       <w:startOverride w:val="1"/>
